--- a/legal pro/AI Legal Portal/Notice folder/CredRight_Settlement.docx
+++ b/legal pro/AI Legal Portal/Notice folder/CredRight_Settlement.docx
@@ -123,41 +123,85 @@
           <w:sz w:val="20"/>
           <w:szCs w:val="20"/>
         </w:rPr>
-        <w:t>State: ${state} Pin code: ${pincode}</w:t>
-      </w:r>
-    </w:p>
-    <w:p>
-      <w:pPr>
-        <w:pStyle w:val="NormalWeb"/>
-        <w:shd w:val="clear" w:color="auto" w:fill="FFFFFF"/>
-        <w:spacing w:before="0" w:beforeAutospacing="0" w:after="0" w:afterAutospacing="0"/>
-        <w:rPr>
-          <w:rFonts w:ascii="Arial" w:hAnsi="Arial" w:cs="Arial"/>
-          <w:sz w:val="20"/>
-          <w:szCs w:val="20"/>
-        </w:rPr>
-      </w:pPr>
-    </w:p>
-    <w:p>
-      <w:pPr>
-        <w:pStyle w:val="NormalWeb"/>
-        <w:shd w:val="clear" w:color="auto" w:fill="FFFFFF"/>
-        <w:spacing w:before="0" w:beforeAutospacing="0" w:after="0" w:afterAutospacing="0"/>
-        <w:rPr>
-          <w:rFonts w:ascii="Arial" w:hAnsi="Arial" w:cs="Arial"/>
-          <w:sz w:val="20"/>
-          <w:szCs w:val="20"/>
-        </w:rPr>
-      </w:pPr>
-      <w:r>
-        <w:rPr>
-          <w:rStyle w:val="Strong"/>
-          <w:rFonts w:ascii="Arial" w:hAnsi="Arial" w:cs="Arial"/>
-          <w:color w:val="202429"/>
-          <w:sz w:val="20"/>
-          <w:szCs w:val="20"/>
-        </w:rPr>
-        <w:t xml:space="preserve">Mr. ${co_borrower_name} </w:t>
+        <w:t>State: ${state} Pin code: ${</w:t>
+      </w:r>
+      <w:proofErr w:type="spellStart"/>
+      <w:r>
+        <w:rPr>
+          <w:rStyle w:val="Strong"/>
+          <w:rFonts w:ascii="Arial" w:hAnsi="Arial" w:cs="Arial"/>
+          <w:color w:val="202429"/>
+          <w:sz w:val="20"/>
+          <w:szCs w:val="20"/>
+        </w:rPr>
+        <w:t>pincode</w:t>
+      </w:r>
+      <w:proofErr w:type="spellEnd"/>
+      <w:r>
+        <w:rPr>
+          <w:rStyle w:val="Strong"/>
+          <w:rFonts w:ascii="Arial" w:hAnsi="Arial" w:cs="Arial"/>
+          <w:color w:val="202429"/>
+          <w:sz w:val="20"/>
+          <w:szCs w:val="20"/>
+        </w:rPr>
+        <w:t>}</w:t>
+      </w:r>
+    </w:p>
+    <w:p>
+      <w:pPr>
+        <w:pStyle w:val="NormalWeb"/>
+        <w:shd w:val="clear" w:color="auto" w:fill="FFFFFF"/>
+        <w:spacing w:before="0" w:beforeAutospacing="0" w:after="0" w:afterAutospacing="0"/>
+        <w:rPr>
+          <w:rFonts w:ascii="Arial" w:hAnsi="Arial" w:cs="Arial"/>
+          <w:sz w:val="20"/>
+          <w:szCs w:val="20"/>
+        </w:rPr>
+      </w:pPr>
+    </w:p>
+    <w:p>
+      <w:pPr>
+        <w:pStyle w:val="NormalWeb"/>
+        <w:shd w:val="clear" w:color="auto" w:fill="FFFFFF"/>
+        <w:spacing w:before="0" w:beforeAutospacing="0" w:after="0" w:afterAutospacing="0"/>
+        <w:rPr>
+          <w:rFonts w:ascii="Arial" w:hAnsi="Arial" w:cs="Arial"/>
+          <w:sz w:val="20"/>
+          <w:szCs w:val="20"/>
+        </w:rPr>
+      </w:pPr>
+      <w:r>
+        <w:rPr>
+          <w:rStyle w:val="Strong"/>
+          <w:rFonts w:ascii="Arial" w:hAnsi="Arial" w:cs="Arial"/>
+          <w:color w:val="202429"/>
+          <w:sz w:val="20"/>
+          <w:szCs w:val="20"/>
+        </w:rPr>
+        <w:t>Mr. ${</w:t>
+      </w:r>
+      <w:proofErr w:type="spellStart"/>
+      <w:r>
+        <w:rPr>
+          <w:rStyle w:val="Strong"/>
+          <w:rFonts w:ascii="Arial" w:hAnsi="Arial" w:cs="Arial"/>
+          <w:color w:val="202429"/>
+          <w:sz w:val="20"/>
+          <w:szCs w:val="20"/>
+        </w:rPr>
+        <w:t>co_borrower_name</w:t>
+      </w:r>
+      <w:proofErr w:type="spellEnd"/>
+      <w:r>
+        <w:rPr>
+          <w:rStyle w:val="Strong"/>
+          <w:rFonts w:ascii="Arial" w:hAnsi="Arial" w:cs="Arial"/>
+          <w:color w:val="202429"/>
+          <w:sz w:val="20"/>
+          <w:szCs w:val="20"/>
+        </w:rPr>
+        <w:t xml:space="preserve">} </w:t>
       </w:r>
     </w:p>
     <w:p>
@@ -201,41 +245,85 @@
           <w:sz w:val="20"/>
           <w:szCs w:val="20"/>
         </w:rPr>
-        <w:t xml:space="preserve">State ${state} Pin code: ${pincode} </w:t>
-      </w:r>
-    </w:p>
-    <w:p>
-      <w:pPr>
-        <w:pStyle w:val="NormalWeb"/>
-        <w:shd w:val="clear" w:color="auto" w:fill="FFFFFF"/>
-        <w:spacing w:before="0" w:beforeAutospacing="0" w:after="0" w:afterAutospacing="0"/>
-        <w:rPr>
-          <w:rFonts w:ascii="Arial" w:hAnsi="Arial" w:cs="Arial"/>
-          <w:sz w:val="20"/>
-          <w:szCs w:val="20"/>
-        </w:rPr>
-      </w:pPr>
-    </w:p>
-    <w:p>
-      <w:pPr>
-        <w:pStyle w:val="NormalWeb"/>
-        <w:shd w:val="clear" w:color="auto" w:fill="FFFFFF"/>
-        <w:spacing w:before="0" w:beforeAutospacing="0" w:after="0" w:afterAutospacing="0"/>
-        <w:rPr>
-          <w:rFonts w:ascii="Arial" w:hAnsi="Arial" w:cs="Arial"/>
-          <w:sz w:val="20"/>
-          <w:szCs w:val="20"/>
-        </w:rPr>
-      </w:pPr>
-      <w:r>
-        <w:rPr>
-          <w:rStyle w:val="Strong"/>
-          <w:rFonts w:ascii="Arial" w:hAnsi="Arial" w:cs="Arial"/>
-          <w:color w:val="202429"/>
-          <w:sz w:val="20"/>
-          <w:szCs w:val="20"/>
-        </w:rPr>
-        <w:t xml:space="preserve">Firm name: ${firm_name} </w:t>
+        <w:t>State ${state} Pin code: ${</w:t>
+      </w:r>
+      <w:proofErr w:type="spellStart"/>
+      <w:r>
+        <w:rPr>
+          <w:rStyle w:val="Strong"/>
+          <w:rFonts w:ascii="Arial" w:hAnsi="Arial" w:cs="Arial"/>
+          <w:color w:val="202429"/>
+          <w:sz w:val="20"/>
+          <w:szCs w:val="20"/>
+        </w:rPr>
+        <w:t>pincode</w:t>
+      </w:r>
+      <w:proofErr w:type="spellEnd"/>
+      <w:r>
+        <w:rPr>
+          <w:rStyle w:val="Strong"/>
+          <w:rFonts w:ascii="Arial" w:hAnsi="Arial" w:cs="Arial"/>
+          <w:color w:val="202429"/>
+          <w:sz w:val="20"/>
+          <w:szCs w:val="20"/>
+        </w:rPr>
+        <w:t xml:space="preserve">} </w:t>
+      </w:r>
+    </w:p>
+    <w:p>
+      <w:pPr>
+        <w:pStyle w:val="NormalWeb"/>
+        <w:shd w:val="clear" w:color="auto" w:fill="FFFFFF"/>
+        <w:spacing w:before="0" w:beforeAutospacing="0" w:after="0" w:afterAutospacing="0"/>
+        <w:rPr>
+          <w:rFonts w:ascii="Arial" w:hAnsi="Arial" w:cs="Arial"/>
+          <w:sz w:val="20"/>
+          <w:szCs w:val="20"/>
+        </w:rPr>
+      </w:pPr>
+    </w:p>
+    <w:p>
+      <w:pPr>
+        <w:pStyle w:val="NormalWeb"/>
+        <w:shd w:val="clear" w:color="auto" w:fill="FFFFFF"/>
+        <w:spacing w:before="0" w:beforeAutospacing="0" w:after="0" w:afterAutospacing="0"/>
+        <w:rPr>
+          <w:rFonts w:ascii="Arial" w:hAnsi="Arial" w:cs="Arial"/>
+          <w:sz w:val="20"/>
+          <w:szCs w:val="20"/>
+        </w:rPr>
+      </w:pPr>
+      <w:r>
+        <w:rPr>
+          <w:rStyle w:val="Strong"/>
+          <w:rFonts w:ascii="Arial" w:hAnsi="Arial" w:cs="Arial"/>
+          <w:color w:val="202429"/>
+          <w:sz w:val="20"/>
+          <w:szCs w:val="20"/>
+        </w:rPr>
+        <w:t>Firm name: ${</w:t>
+      </w:r>
+      <w:proofErr w:type="spellStart"/>
+      <w:r>
+        <w:rPr>
+          <w:rStyle w:val="Strong"/>
+          <w:rFonts w:ascii="Arial" w:hAnsi="Arial" w:cs="Arial"/>
+          <w:color w:val="202429"/>
+          <w:sz w:val="20"/>
+          <w:szCs w:val="20"/>
+        </w:rPr>
+        <w:t>firm_name</w:t>
+      </w:r>
+      <w:proofErr w:type="spellEnd"/>
+      <w:r>
+        <w:rPr>
+          <w:rStyle w:val="Strong"/>
+          <w:rFonts w:ascii="Arial" w:hAnsi="Arial" w:cs="Arial"/>
+          <w:color w:val="202429"/>
+          <w:sz w:val="20"/>
+          <w:szCs w:val="20"/>
+        </w:rPr>
+        <w:t xml:space="preserve">} </w:t>
       </w:r>
     </w:p>
     <w:p>
@@ -279,7 +367,29 @@
           <w:sz w:val="20"/>
           <w:szCs w:val="20"/>
         </w:rPr>
-        <w:t xml:space="preserve">Pin code: ${pincode} </w:t>
+        <w:t>Pin code: ${</w:t>
+      </w:r>
+      <w:proofErr w:type="spellStart"/>
+      <w:r>
+        <w:rPr>
+          <w:rStyle w:val="Strong"/>
+          <w:rFonts w:ascii="Arial" w:hAnsi="Arial" w:cs="Arial"/>
+          <w:color w:val="202429"/>
+          <w:sz w:val="20"/>
+          <w:szCs w:val="20"/>
+        </w:rPr>
+        <w:t>pincode</w:t>
+      </w:r>
+      <w:proofErr w:type="spellEnd"/>
+      <w:r>
+        <w:rPr>
+          <w:rStyle w:val="Strong"/>
+          <w:rFonts w:ascii="Arial" w:hAnsi="Arial" w:cs="Arial"/>
+          <w:color w:val="202429"/>
+          <w:sz w:val="20"/>
+          <w:szCs w:val="20"/>
+        </w:rPr>
+        <w:t xml:space="preserve">} </w:t>
       </w:r>
     </w:p>
     <w:p>
@@ -332,7 +442,29 @@
           <w:sz w:val="20"/>
           <w:szCs w:val="20"/>
         </w:rPr>
-        <w:t>${lan}</w:t>
+        <w:t>${</w:t>
+      </w:r>
+      <w:proofErr w:type="spellStart"/>
+      <w:r>
+        <w:rPr>
+          <w:rStyle w:val="Strong"/>
+          <w:rFonts w:ascii="Arial" w:hAnsi="Arial" w:cs="Arial"/>
+          <w:color w:val="000000"/>
+          <w:sz w:val="20"/>
+          <w:szCs w:val="20"/>
+        </w:rPr>
+        <w:t>lan</w:t>
+      </w:r>
+      <w:proofErr w:type="spellEnd"/>
+      <w:r>
+        <w:rPr>
+          <w:rStyle w:val="Strong"/>
+          <w:rFonts w:ascii="Arial" w:hAnsi="Arial" w:cs="Arial"/>
+          <w:color w:val="000000"/>
+          <w:sz w:val="20"/>
+          <w:szCs w:val="20"/>
+        </w:rPr>
+        <w:t>}</w:t>
       </w:r>
       <w:r>
         <w:rPr>
@@ -486,7 +618,29 @@
           <w:sz w:val="20"/>
           <w:szCs w:val="20"/>
         </w:rPr>
-        <w:t xml:space="preserve">${settlement_amt} </w:t>
+        <w:t>${</w:t>
+      </w:r>
+      <w:proofErr w:type="spellStart"/>
+      <w:r>
+        <w:rPr>
+          <w:rStyle w:val="Strong"/>
+          <w:rFonts w:ascii="Arial" w:hAnsi="Arial" w:cs="Arial"/>
+          <w:color w:val="000000"/>
+          <w:sz w:val="20"/>
+          <w:szCs w:val="20"/>
+        </w:rPr>
+        <w:t>settlement_amt</w:t>
+      </w:r>
+      <w:proofErr w:type="spellEnd"/>
+      <w:r>
+        <w:rPr>
+          <w:rStyle w:val="Strong"/>
+          <w:rFonts w:ascii="Arial" w:hAnsi="Arial" w:cs="Arial"/>
+          <w:color w:val="000000"/>
+          <w:sz w:val="20"/>
+          <w:szCs w:val="20"/>
+        </w:rPr>
+        <w:t xml:space="preserve">} </w:t>
       </w:r>
       <w:r>
         <w:rPr>
@@ -515,7 +669,29 @@
           <w:sz w:val="20"/>
           <w:szCs w:val="20"/>
         </w:rPr>
-        <w:t>{settlement_amt_InWord}</w:t>
+        <w:t>{</w:t>
+      </w:r>
+      <w:proofErr w:type="spellStart"/>
+      <w:r>
+        <w:rPr>
+          <w:rStyle w:val="Strong"/>
+          <w:rFonts w:ascii="Arial" w:hAnsi="Arial" w:cs="Arial"/>
+          <w:color w:val="000000"/>
+          <w:sz w:val="20"/>
+          <w:szCs w:val="20"/>
+        </w:rPr>
+        <w:t>settlement_amt_InWord</w:t>
+      </w:r>
+      <w:proofErr w:type="spellEnd"/>
+      <w:r>
+        <w:rPr>
+          <w:rStyle w:val="Strong"/>
+          <w:rFonts w:ascii="Arial" w:hAnsi="Arial" w:cs="Arial"/>
+          <w:color w:val="000000"/>
+          <w:sz w:val="20"/>
+          <w:szCs w:val="20"/>
+        </w:rPr>
+        <w:t>}</w:t>
       </w:r>
       <w:r>
         <w:rPr>
@@ -534,7 +710,29 @@
           <w:sz w:val="20"/>
           <w:szCs w:val="20"/>
         </w:rPr>
-        <w:t xml:space="preserve">${tos_amt} </w:t>
+        <w:t>${</w:t>
+      </w:r>
+      <w:proofErr w:type="spellStart"/>
+      <w:r>
+        <w:rPr>
+          <w:rStyle w:val="Strong"/>
+          <w:rFonts w:ascii="Arial" w:hAnsi="Arial" w:cs="Arial"/>
+          <w:color w:val="000000"/>
+          <w:sz w:val="20"/>
+          <w:szCs w:val="20"/>
+        </w:rPr>
+        <w:t>tos_amt</w:t>
+      </w:r>
+      <w:proofErr w:type="spellEnd"/>
+      <w:r>
+        <w:rPr>
+          <w:rStyle w:val="Strong"/>
+          <w:rFonts w:ascii="Arial" w:hAnsi="Arial" w:cs="Arial"/>
+          <w:color w:val="000000"/>
+          <w:sz w:val="20"/>
+          <w:szCs w:val="20"/>
+        </w:rPr>
+        <w:t xml:space="preserve">} </w:t>
       </w:r>
       <w:r>
         <w:rPr>
@@ -563,7 +761,29 @@
           <w:sz w:val="20"/>
           <w:szCs w:val="20"/>
         </w:rPr>
-        <w:t>{tos_amt_InWord}</w:t>
+        <w:t>{</w:t>
+      </w:r>
+      <w:proofErr w:type="spellStart"/>
+      <w:r>
+        <w:rPr>
+          <w:rStyle w:val="Strong"/>
+          <w:rFonts w:ascii="Arial" w:hAnsi="Arial" w:cs="Arial"/>
+          <w:color w:val="000000"/>
+          <w:sz w:val="20"/>
+          <w:szCs w:val="20"/>
+        </w:rPr>
+        <w:t>tos_amt_InWord</w:t>
+      </w:r>
+      <w:proofErr w:type="spellEnd"/>
+      <w:r>
+        <w:rPr>
+          <w:rStyle w:val="Strong"/>
+          <w:rFonts w:ascii="Arial" w:hAnsi="Arial" w:cs="Arial"/>
+          <w:color w:val="000000"/>
+          <w:sz w:val="20"/>
+          <w:szCs w:val="20"/>
+        </w:rPr>
+        <w:t>}</w:t>
       </w:r>
       <w:r>
         <w:rPr>
@@ -636,123 +856,109 @@
           <w:sz w:val="20"/>
           <w:szCs w:val="20"/>
         </w:rPr>
-        <w:t>Mr. Satish Narisetty Contact number: 7702034058</w:t>
-      </w:r>
-    </w:p>
-    <w:p>
-      <w:pPr>
-        <w:pStyle w:val="NormalWeb"/>
-        <w:shd w:val="clear" w:color="auto" w:fill="FFFFFF"/>
-        <w:spacing w:before="0" w:beforeAutospacing="0" w:after="0" w:afterAutospacing="0"/>
-        <w:rPr>
-          <w:rFonts w:ascii="Arial" w:hAnsi="Arial" w:cs="Arial"/>
-          <w:sz w:val="20"/>
-          <w:szCs w:val="20"/>
-        </w:rPr>
-      </w:pPr>
-      <w:r>
-        <w:rPr>
-          <w:rFonts w:ascii="Arial" w:hAnsi="Arial" w:cs="Arial"/>
-          <w:b/>
-          <w:bCs/>
-          <w:noProof/>
-          <w:sz w:val="20"/>
-          <w:szCs w:val="20"/>
-        </w:rPr>
-        <w:drawing>
-          <wp:inline distT="0" distB="0" distL="0" distR="0" wp14:anchorId="565A99FB" wp14:editId="5B450747">
-            <wp:extent cx="1342390" cy="771525"/>
-            <wp:effectExtent l="0" t="0" r="0" b="9525"/>
-            <wp:docPr id="1" name="Picture 1" descr="Signature"/>
-            <wp:cNvGraphicFramePr>
-              <a:graphicFrameLocks xmlns:a="http://schemas.openxmlformats.org/drawingml/2006/main" noChangeAspect="1"/>
-            </wp:cNvGraphicFramePr>
-            <a:graphic xmlns:a="http://schemas.openxmlformats.org/drawingml/2006/main">
-              <a:graphicData uri="http://schemas.openxmlformats.org/drawingml/2006/picture">
-                <pic:pic xmlns:pic="http://schemas.openxmlformats.org/drawingml/2006/picture">
-                  <pic:nvPicPr>
-                    <pic:cNvPr id="0" name="Picture 1" descr="Signature"/>
-                    <pic:cNvPicPr>
-                      <a:picLocks noChangeAspect="1" noChangeArrowheads="1"/>
-                    </pic:cNvPicPr>
-                  </pic:nvPicPr>
-                  <pic:blipFill>
-                    <a:blip r:embed="rId4" cstate="print">
-                      <a:extLst>
-                        <a:ext uri="{28A0092B-C50C-407E-A947-70E740481C1C}">
-                          <a14:useLocalDpi xmlns:a14="http://schemas.microsoft.com/office/drawing/2010/main" val="0"/>
-                        </a:ext>
-                      </a:extLst>
-                    </a:blip>
-                    <a:srcRect/>
-                    <a:stretch>
-                      <a:fillRect/>
-                    </a:stretch>
-                  </pic:blipFill>
-                  <pic:spPr bwMode="auto">
-                    <a:xfrm>
-                      <a:off x="0" y="0"/>
-                      <a:ext cx="1342390" cy="771525"/>
-                    </a:xfrm>
-                    <a:prstGeom prst="rect">
-                      <a:avLst/>
-                    </a:prstGeom>
-                    <a:noFill/>
-                    <a:ln>
-                      <a:noFill/>
-                    </a:ln>
-                  </pic:spPr>
-                </pic:pic>
-              </a:graphicData>
-            </a:graphic>
-          </wp:inline>
-        </w:drawing>
-      </w:r>
-    </w:p>
-    <w:p>
-      <w:pPr>
-        <w:pStyle w:val="NormalWeb"/>
-        <w:shd w:val="clear" w:color="auto" w:fill="FFFFFF"/>
-        <w:spacing w:before="0" w:beforeAutospacing="0" w:after="0" w:afterAutospacing="0"/>
-        <w:rPr>
-          <w:rFonts w:ascii="Arial" w:hAnsi="Arial" w:cs="Arial"/>
-          <w:sz w:val="20"/>
-          <w:szCs w:val="20"/>
-        </w:rPr>
-      </w:pPr>
-    </w:p>
-    <w:p>
-      <w:pPr>
-        <w:pStyle w:val="NormalWeb"/>
-        <w:shd w:val="clear" w:color="auto" w:fill="FFFFFF"/>
-        <w:spacing w:before="0" w:beforeAutospacing="0" w:after="0" w:afterAutospacing="0"/>
-        <w:rPr>
-          <w:rFonts w:ascii="Arial" w:hAnsi="Arial" w:cs="Arial"/>
-          <w:sz w:val="20"/>
-          <w:szCs w:val="20"/>
-        </w:rPr>
-      </w:pPr>
-    </w:p>
-    <w:p>
-      <w:pPr>
-        <w:pStyle w:val="NormalWeb"/>
-        <w:shd w:val="clear" w:color="auto" w:fill="FFFFFF"/>
-        <w:spacing w:before="0" w:beforeAutospacing="0" w:after="0" w:afterAutospacing="0"/>
-        <w:rPr>
-          <w:rFonts w:ascii="Arial" w:hAnsi="Arial" w:cs="Arial"/>
-          <w:sz w:val="20"/>
-          <w:szCs w:val="20"/>
-        </w:rPr>
-      </w:pPr>
-      <w:r>
-        <w:rPr>
-          <w:rStyle w:val="Strong"/>
-          <w:rFonts w:ascii="Arial" w:hAnsi="Arial" w:cs="Arial"/>
-          <w:color w:val="202429"/>
-          <w:sz w:val="20"/>
-          <w:szCs w:val="20"/>
-        </w:rPr>
-        <w:t>For CredRight Finance Pvt. Ltd.         </w:t>
+        <w:t xml:space="preserve">Mr. Satish </w:t>
+      </w:r>
+      <w:proofErr w:type="spellStart"/>
+      <w:r>
+        <w:rPr>
+          <w:rStyle w:val="Strong"/>
+          <w:rFonts w:ascii="Arial" w:hAnsi="Arial" w:cs="Arial"/>
+          <w:color w:val="202429"/>
+          <w:sz w:val="20"/>
+          <w:szCs w:val="20"/>
+        </w:rPr>
+        <w:t>Narisetty</w:t>
+      </w:r>
+      <w:proofErr w:type="spellEnd"/>
+      <w:r>
+        <w:rPr>
+          <w:rStyle w:val="Strong"/>
+          <w:rFonts w:ascii="Arial" w:hAnsi="Arial" w:cs="Arial"/>
+          <w:color w:val="202429"/>
+          <w:sz w:val="20"/>
+          <w:szCs w:val="20"/>
+        </w:rPr>
+        <w:t xml:space="preserve"> Contact number: 7702034058</w:t>
+      </w:r>
+    </w:p>
+    <w:p>
+      <w:pPr>
+        <w:pStyle w:val="NormalWeb"/>
+        <w:shd w:val="clear" w:color="auto" w:fill="FFFFFF"/>
+        <w:spacing w:before="0" w:beforeAutospacing="0" w:after="0" w:afterAutospacing="0"/>
+        <w:rPr>
+          <w:rFonts w:ascii="Arial" w:hAnsi="Arial" w:cs="Arial"/>
+          <w:sz w:val="20"/>
+          <w:szCs w:val="20"/>
+        </w:rPr>
+      </w:pPr>
+    </w:p>
+    <w:p>
+      <w:pPr>
+        <w:pStyle w:val="NormalWeb"/>
+        <w:shd w:val="clear" w:color="auto" w:fill="FFFFFF"/>
+        <w:spacing w:before="0" w:beforeAutospacing="0" w:after="0" w:afterAutospacing="0"/>
+        <w:rPr>
+          <w:rFonts w:ascii="Arial" w:hAnsi="Arial" w:cs="Arial"/>
+          <w:sz w:val="20"/>
+          <w:szCs w:val="20"/>
+        </w:rPr>
+      </w:pPr>
+    </w:p>
+    <w:p>
+      <w:pPr>
+        <w:pStyle w:val="NormalWeb"/>
+        <w:shd w:val="clear" w:color="auto" w:fill="FFFFFF"/>
+        <w:spacing w:before="0" w:beforeAutospacing="0" w:after="0" w:afterAutospacing="0"/>
+        <w:rPr>
+          <w:rFonts w:ascii="Arial" w:hAnsi="Arial" w:cs="Arial"/>
+          <w:sz w:val="20"/>
+          <w:szCs w:val="20"/>
+        </w:rPr>
+      </w:pPr>
+    </w:p>
+    <w:p>
+      <w:pPr>
+        <w:pStyle w:val="NormalWeb"/>
+        <w:shd w:val="clear" w:color="auto" w:fill="FFFFFF"/>
+        <w:spacing w:before="0" w:beforeAutospacing="0" w:after="0" w:afterAutospacing="0"/>
+        <w:rPr>
+          <w:rFonts w:ascii="Arial" w:hAnsi="Arial" w:cs="Arial"/>
+          <w:sz w:val="20"/>
+          <w:szCs w:val="20"/>
+        </w:rPr>
+      </w:pPr>
+      <w:r>
+        <w:rPr>
+          <w:rStyle w:val="Strong"/>
+          <w:rFonts w:ascii="Arial" w:hAnsi="Arial" w:cs="Arial"/>
+          <w:color w:val="202429"/>
+          <w:sz w:val="20"/>
+          <w:szCs w:val="20"/>
+        </w:rPr>
+        <w:t xml:space="preserve">For CredRight Finance </w:t>
+      </w:r>
+      <w:proofErr w:type="spellStart"/>
+      <w:r>
+        <w:rPr>
+          <w:rStyle w:val="Strong"/>
+          <w:rFonts w:ascii="Arial" w:hAnsi="Arial" w:cs="Arial"/>
+          <w:color w:val="202429"/>
+          <w:sz w:val="20"/>
+          <w:szCs w:val="20"/>
+        </w:rPr>
+        <w:t>Pvt.</w:t>
+      </w:r>
+      <w:proofErr w:type="spellEnd"/>
+      <w:r>
+        <w:rPr>
+          <w:rStyle w:val="Strong"/>
+          <w:rFonts w:ascii="Arial" w:hAnsi="Arial" w:cs="Arial"/>
+          <w:color w:val="202429"/>
+          <w:sz w:val="20"/>
+          <w:szCs w:val="20"/>
+        </w:rPr>
+        <w:t xml:space="preserve"> Ltd.         </w:t>
       </w:r>
     </w:p>
     <w:p>
